--- a/sop/sop_pkg_risk_assess.docx
+++ b/sop/sop_pkg_risk_assess.docx
@@ -445,6 +445,62 @@
                 </w:p>
               </w:tc>
             </w:tr>
+            <w:tr>
+              <w:tc>
+                <w:tcPr/>
+                <w:p>
+                  <w:pPr>
+                    <w:pStyle w:val="Compact"/>
+                    <w:jc w:val="left"/>
+                  </w:pPr>
+                  <w:r>
+                    <w:t xml:space="preserve">1.1</w:t>
+                  </w:r>
+                </w:p>
+              </w:tc>
+              <w:tc>
+                <w:tcPr/>
+                <w:p>
+                  <w:pPr>
+                    <w:pStyle w:val="Compact"/>
+                    <w:jc w:val="left"/>
+                  </w:pPr>
+                  <w:r>
+                    <w:t xml:space="preserve">2026-09-22</w:t>
+                  </w:r>
+                </w:p>
+              </w:tc>
+              <w:tc>
+                <w:tcPr/>
+                <w:p>
+                  <w:pPr>
+                    <w:pStyle w:val="Compact"/>
+                    <w:jc w:val="left"/>
+                  </w:pPr>
+                  <w:r>
+                    <w:t xml:space="preserve">Jakob Heimer</w:t>
+                  </w:r>
+                </w:p>
+              </w:tc>
+              <w:tc>
+                <w:tcPr/>
+                <w:p>
+                  <w:pPr>
+                    <w:pStyle w:val="Compact"/>
+                    <w:jc w:val="left"/>
+                  </w:pPr>
+                  <w:r>
+                    <w:t xml:space="preserve">Metrics 5 and 8: formulas stated as</w:t>
+                  </w:r>
+                  <w:r>
+                    <w:t xml:space="preserve"> </w:t>
+                  </w:r>
+                  <w:r>
+                    <w:t xml:space="preserve">implemented. Calculation unchanged.</w:t>
+                  </w:r>
+                </w:p>
+              </w:tc>
+            </w:tr>
           </w:tbl>
           <w:p>
             <w:pPr>
@@ -1771,18 +1827,40 @@
         <w:t xml:space="preserve"> </w:t>
       </w:r>
       <w:r>
-        <w:t xml:space="preserve">package (R validation hub, 2023), we use a</w:t>
-      </w:r>
-      <w:r>
-        <w:t xml:space="preserve"> </w:t>
-      </w:r>
-      <w:r>
-        <w:t xml:space="preserve">simplification of the classic logistic curve</w:t>
+        <w:t xml:space="preserve">package (R validation hub, 2023), we use the classic</w:t>
+      </w:r>
+      <w:r>
+        <w:t xml:space="preserve"> </w:t>
+      </w:r>
+      <w:r>
+        <w:t xml:space="preserve">logistic curve</w:t>
       </w:r>
       <w:r>
         <w:t xml:space="preserve"> </w:t>
       </w:r>
       <m:oMath>
+        <m:r>
+          <m:t>s</m:t>
+        </m:r>
+        <m:d>
+          <m:dPr>
+            <m:begChr m:val="("/>
+            <m:sepChr m:val=""/>
+            <m:endChr m:val=")"/>
+            <m:grow/>
+          </m:dPr>
+          <m:e>
+            <m:r>
+              <m:t>x</m:t>
+            </m:r>
+          </m:e>
+        </m:d>
+        <m:r>
+          <m:rPr>
+            <m:sty m:val="p"/>
+          </m:rPr>
+          <m:t>=</m:t>
+        </m:r>
         <m:r>
           <m:t>1</m:t>
         </m:r>
@@ -1880,19 +1958,143 @@
         <w:t xml:space="preserve"> </w:t>
       </w:r>
       <w:r>
-        <w:t xml:space="preserve">as a</w:t>
-      </w:r>
-      <w:r>
-        <w:t xml:space="preserve"> </w:t>
-      </w:r>
-      <w:r>
-        <w:t xml:space="preserve">scoring function. A sigmoid midpoint is 4 dependencies, ie., x[0]</w:t>
-      </w:r>
-      <w:r>
-        <w:t xml:space="preserve"> </w:t>
-      </w:r>
-      <w:r>
-        <w:t xml:space="preserve">= 4 and logistic growth rate of k = 0.5.</w:t>
+        <w:t xml:space="preserve">with</w:t>
+      </w:r>
+      <w:r>
+        <w:t xml:space="preserve"> </w:t>
+      </w:r>
+      <w:r>
+        <w:t xml:space="preserve">a sigmoid midpoint of 4 dependencies, i.e., x[0] = 4, and a</w:t>
+      </w:r>
+      <w:r>
+        <w:t xml:space="preserve"> </w:t>
+      </w:r>
+      <w:r>
+        <w:t xml:space="preserve">logistic growth rate of k = 0.5, rescaled so that 0 dependencies</w:t>
+      </w:r>
+      <w:r>
+        <w:t xml:space="preserve"> </w:t>
+      </w:r>
+      <w:r>
+        <w:t xml:space="preserve">give a score of 0:</w:t>
+      </w:r>
+      <w:r>
+        <w:t xml:space="preserve"> </w:t>
+      </w:r>
+      <m:oMath>
+        <m:r>
+          <m:t>s</m:t>
+        </m:r>
+        <m:r>
+          <m:t>c</m:t>
+        </m:r>
+        <m:r>
+          <m:t>o</m:t>
+        </m:r>
+        <m:r>
+          <m:t>r</m:t>
+        </m:r>
+        <m:r>
+          <m:t>e</m:t>
+        </m:r>
+        <m:r>
+          <m:rPr>
+            <m:sty m:val="p"/>
+          </m:rPr>
+          <m:t>=</m:t>
+        </m:r>
+        <m:d>
+          <m:dPr>
+            <m:begChr m:val="("/>
+            <m:sepChr m:val=""/>
+            <m:endChr m:val=")"/>
+            <m:grow/>
+          </m:dPr>
+          <m:e>
+            <m:r>
+              <m:t>s</m:t>
+            </m:r>
+            <m:d>
+              <m:dPr>
+                <m:begChr m:val="("/>
+                <m:sepChr m:val=""/>
+                <m:endChr m:val=")"/>
+                <m:grow/>
+              </m:dPr>
+              <m:e>
+                <m:r>
+                  <m:t>x</m:t>
+                </m:r>
+              </m:e>
+            </m:d>
+            <m:r>
+              <m:rPr>
+                <m:sty m:val="p"/>
+              </m:rPr>
+              <m:t>−</m:t>
+            </m:r>
+            <m:r>
+              <m:t>s</m:t>
+            </m:r>
+            <m:d>
+              <m:dPr>
+                <m:begChr m:val="("/>
+                <m:sepChr m:val=""/>
+                <m:endChr m:val=")"/>
+                <m:grow/>
+              </m:dPr>
+              <m:e>
+                <m:r>
+                  <m:t>0</m:t>
+                </m:r>
+              </m:e>
+            </m:d>
+          </m:e>
+        </m:d>
+        <m:r>
+          <m:rPr>
+            <m:sty m:val="p"/>
+          </m:rPr>
+          <m:t>/</m:t>
+        </m:r>
+        <m:d>
+          <m:dPr>
+            <m:begChr m:val="("/>
+            <m:sepChr m:val=""/>
+            <m:endChr m:val=")"/>
+            <m:grow/>
+          </m:dPr>
+          <m:e>
+            <m:r>
+              <m:t>1</m:t>
+            </m:r>
+            <m:r>
+              <m:rPr>
+                <m:sty m:val="p"/>
+              </m:rPr>
+              <m:t>−</m:t>
+            </m:r>
+            <m:r>
+              <m:t>s</m:t>
+            </m:r>
+            <m:d>
+              <m:dPr>
+                <m:begChr m:val="("/>
+                <m:sepChr m:val=""/>
+                <m:endChr m:val=")"/>
+                <m:grow/>
+              </m:dPr>
+              <m:e>
+                <m:r>
+                  <m:t>0</m:t>
+                </m:r>
+              </m:e>
+            </m:d>
+          </m:e>
+        </m:d>
+      </m:oMath>
+      <w:r>
+        <w:t xml:space="preserve">.</w:t>
       </w:r>
     </w:p>
     <w:p>
@@ -2215,7 +2417,7 @@
         <w:t xml:space="preserve"> </w:t>
       </w:r>
       <w:r>
-        <w:t xml:space="preserve">a similar approach as approach taken by the</w:t>
+        <w:t xml:space="preserve">the approach taken by the</w:t>
       </w:r>
       <w:r>
         <w:t xml:space="preserve"> </w:t>
@@ -2227,26 +2429,50 @@
         <w:t xml:space="preserve"> </w:t>
       </w:r>
       <w:r>
-        <w:t xml:space="preserve">package (R</w:t>
-      </w:r>
-      <w:r>
-        <w:t xml:space="preserve"> </w:t>
-      </w:r>
-      <w:r>
-        <w:t xml:space="preserve">validation hub, 2023) and use a simplification of the classic</w:t>
-      </w:r>
-      <w:r>
-        <w:t xml:space="preserve"> </w:t>
-      </w:r>
-      <w:r>
-        <w:t xml:space="preserve">logistic curve</w:t>
+        <w:t xml:space="preserve">package (R validation hub,</w:t>
+      </w:r>
+    </w:p>
+    <w:p>
+      <w:pPr>
+        <w:pStyle w:val="Compact"/>
+        <w:numPr>
+          <w:ilvl w:val="1"/>
+          <w:numId w:val="1006"/>
+        </w:numPr>
+      </w:pPr>
+      <w:r>
+        <w:t xml:space="preserve">and use its simplification of the logistic curve</w:t>
       </w:r>
       <w:r>
         <w:t xml:space="preserve"> </w:t>
       </w:r>
       <m:oMath>
         <m:r>
-          <m:t>1</m:t>
+          <m:t>s</m:t>
+        </m:r>
+        <m:r>
+          <m:t>c</m:t>
+        </m:r>
+        <m:r>
+          <m:t>o</m:t>
+        </m:r>
+        <m:r>
+          <m:t>r</m:t>
+        </m:r>
+        <m:r>
+          <m:t>e</m:t>
+        </m:r>
+        <m:r>
+          <m:rPr>
+            <m:sty m:val="p"/>
+          </m:rPr>
+          <m:t>=</m:t>
+        </m:r>
+        <m:r>
+          <m:t>1.5</m:t>
+        </m:r>
+        <m:r>
+          <m:t> </m:t>
         </m:r>
         <m:r>
           <m:rPr>
@@ -2257,30 +2483,6 @@
         <m:r>
           <m:t> </m:t>
         </m:r>
-        <m:r>
-          <m:rPr>
-            <m:sty m:val="p"/>
-          </m:rPr>
-          <m:t>(</m:t>
-        </m:r>
-        <m:r>
-          <m:t>1</m:t>
-        </m:r>
-        <m:r>
-          <m:rPr>
-            <m:sty m:val="p"/>
-          </m:rPr>
-          <m:t>+</m:t>
-        </m:r>
-        <m:r>
-          <m:t>e</m:t>
-        </m:r>
-        <m:r>
-          <m:t>x</m:t>
-        </m:r>
-        <m:r>
-          <m:t>p</m:t>
-        </m:r>
         <m:d>
           <m:dPr>
             <m:begChr m:val="("/>
@@ -2290,71 +2492,37 @@
           </m:dPr>
           <m:e>
             <m:r>
+              <m:t>x</m:t>
+            </m:r>
+            <m:r>
               <m:rPr>
                 <m:sty m:val="p"/>
               </m:rPr>
-              <m:t>−</m:t>
+              <m:t>/</m:t>
             </m:r>
             <m:r>
-              <m:t>k</m:t>
+              <m:t>100000</m:t>
             </m:r>
-            <m:d>
-              <m:dPr>
-                <m:begChr m:val="("/>
-                <m:sepChr m:val=""/>
-                <m:endChr m:val=")"/>
-                <m:grow/>
-              </m:dPr>
-              <m:e>
-                <m:r>
-                  <m:t>x</m:t>
-                </m:r>
-                <m:r>
-                  <m:rPr>
-                    <m:sty m:val="p"/>
-                  </m:rPr>
-                  <m:t>−</m:t>
-                </m:r>
-                <m:r>
-                  <m:t>x</m:t>
-                </m:r>
-                <m:r>
-                  <m:rPr>
-                    <m:sty m:val="p"/>
-                  </m:rPr>
-                  <m:t>[</m:t>
-                </m:r>
-                <m:r>
-                  <m:t>0</m:t>
-                </m:r>
-                <m:r>
-                  <m:rPr>
-                    <m:sty m:val="p"/>
-                  </m:rPr>
-                  <m:t>]</m:t>
-                </m:r>
-              </m:e>
-            </m:d>
+            <m:r>
+              <m:rPr>
+                <m:sty m:val="p"/>
+              </m:rPr>
+              <m:t>+</m:t>
+            </m:r>
+            <m:r>
+              <m:t>1.5</m:t>
+            </m:r>
           </m:e>
         </m:d>
       </m:oMath>
       <w:r>
-        <w:t xml:space="preserve"> </w:t>
-      </w:r>
-      <w:r>
-        <w:t xml:space="preserve">with the</w:t>
-      </w:r>
-      <w:r>
-        <w:t xml:space="preserve"> </w:t>
-      </w:r>
-      <w:r>
-        <w:t xml:space="preserve">logistic growth rate k = -0.5 and a log-scale for the number of</w:t>
-      </w:r>
-      <w:r>
-        <w:t xml:space="preserve"> </w:t>
-      </w:r>
-      <w:r>
-        <w:t xml:space="preserve">downloads (log(x)). The midpoint lying at log(100,000 downloads).</w:t>
+        <w:t xml:space="preserve">, where x is the number of</w:t>
+      </w:r>
+      <w:r>
+        <w:t xml:space="preserve"> </w:t>
+      </w:r>
+      <w:r>
+        <w:t xml:space="preserve">downloads in the last 12 months (score 0.5 at 150,000 downloads).</w:t>
       </w:r>
     </w:p>
     <w:tbl>
@@ -2442,7 +2610,7 @@
       <w:pPr>
         <w:numPr>
           <w:ilvl w:val="0"/>
-          <w:numId w:val="1006"/>
+          <w:numId w:val="1007"/>
         </w:numPr>
       </w:pPr>
       <w:r>
@@ -2490,7 +2658,7 @@
       <w:pPr>
         <w:numPr>
           <w:ilvl w:val="0"/>
-          <w:numId w:val="1006"/>
+          <w:numId w:val="1007"/>
         </w:numPr>
       </w:pPr>
       <w:r>
@@ -2568,7 +2736,7 @@
       <w:pPr>
         <w:numPr>
           <w:ilvl w:val="0"/>
-          <w:numId w:val="1006"/>
+          <w:numId w:val="1007"/>
         </w:numPr>
       </w:pPr>
       <w:r>
@@ -2727,7 +2895,7 @@
         <w:pStyle w:val="Compact"/>
         <w:numPr>
           <w:ilvl w:val="0"/>
-          <w:numId w:val="1007"/>
+          <w:numId w:val="1008"/>
         </w:numPr>
       </w:pPr>
       <w:r>
@@ -2739,7 +2907,7 @@
         <w:pStyle w:val="Compact"/>
         <w:numPr>
           <w:ilvl w:val="0"/>
-          <w:numId w:val="1007"/>
+          <w:numId w:val="1008"/>
         </w:numPr>
       </w:pPr>
       <w:r>
@@ -2751,7 +2919,7 @@
         <w:pStyle w:val="Compact"/>
         <w:numPr>
           <w:ilvl w:val="0"/>
-          <w:numId w:val="1007"/>
+          <w:numId w:val="1008"/>
         </w:numPr>
       </w:pPr>
       <w:r>
@@ -5073,6 +5241,91 @@
       <w:start w:val="6"/>
       <w:numFmt w:val="decimal"/>
       <w:lvlText w:val="%9."/>
+      <w:lvlJc w:val="left"/>
+      <w:pPr>
+        <w:ind w:left="6480" w:hanging="360"/>
+      </w:pPr>
+    </w:lvl>
+  </w:abstractNum>
+  <w:abstractNum w:abstractNumId="99422023">
+    <w:nsid w:val="A99422023"/>
+    <w:multiLevelType w:val="multilevel"/>
+    <w:lvl w:ilvl="0">
+      <w:start w:val="2023"/>
+      <w:numFmt w:val="decimal"/>
+      <w:lvlText w:val="%1)"/>
+      <w:lvlJc w:val="left"/>
+      <w:pPr>
+        <w:ind w:left="720" w:hanging="360"/>
+      </w:pPr>
+    </w:lvl>
+    <w:lvl w:ilvl="1">
+      <w:start w:val="2023"/>
+      <w:numFmt w:val="decimal"/>
+      <w:lvlText w:val="%2)"/>
+      <w:lvlJc w:val="left"/>
+      <w:pPr>
+        <w:ind w:left="1440" w:hanging="360"/>
+      </w:pPr>
+    </w:lvl>
+    <w:lvl w:ilvl="2">
+      <w:start w:val="2023"/>
+      <w:numFmt w:val="decimal"/>
+      <w:lvlText w:val="%3)"/>
+      <w:lvlJc w:val="left"/>
+      <w:pPr>
+        <w:ind w:left="2160" w:hanging="360"/>
+      </w:pPr>
+    </w:lvl>
+    <w:lvl w:ilvl="3">
+      <w:start w:val="2023"/>
+      <w:numFmt w:val="decimal"/>
+      <w:lvlText w:val="%4)"/>
+      <w:lvlJc w:val="left"/>
+      <w:pPr>
+        <w:ind w:left="2880" w:hanging="360"/>
+      </w:pPr>
+    </w:lvl>
+    <w:lvl w:ilvl="4">
+      <w:start w:val="2023"/>
+      <w:numFmt w:val="decimal"/>
+      <w:lvlText w:val="%5)"/>
+      <w:lvlJc w:val="left"/>
+      <w:pPr>
+        <w:ind w:left="3600" w:hanging="360"/>
+      </w:pPr>
+    </w:lvl>
+    <w:lvl w:ilvl="5">
+      <w:start w:val="2023"/>
+      <w:numFmt w:val="decimal"/>
+      <w:lvlText w:val="%6)"/>
+      <w:lvlJc w:val="left"/>
+      <w:pPr>
+        <w:ind w:left="4320" w:hanging="360"/>
+      </w:pPr>
+    </w:lvl>
+    <w:lvl w:ilvl="6">
+      <w:start w:val="2023"/>
+      <w:numFmt w:val="decimal"/>
+      <w:lvlText w:val="%7)"/>
+      <w:lvlJc w:val="left"/>
+      <w:pPr>
+        <w:ind w:left="5040" w:hanging="360"/>
+      </w:pPr>
+    </w:lvl>
+    <w:lvl w:ilvl="7">
+      <w:start w:val="2023"/>
+      <w:numFmt w:val="decimal"/>
+      <w:lvlText w:val="%8)"/>
+      <w:lvlJc w:val="left"/>
+      <w:pPr>
+        <w:ind w:left="5760" w:hanging="360"/>
+      </w:pPr>
+    </w:lvl>
+    <w:lvl w:ilvl="8">
+      <w:start w:val="2023"/>
+      <w:numFmt w:val="decimal"/>
+      <w:lvlText w:val="%9)"/>
       <w:lvlJc w:val="left"/>
       <w:pPr>
         <w:ind w:left="6480" w:hanging="360"/>
@@ -5291,6 +5544,36 @@
     </w:lvlOverride>
   </w:num>
   <w:num w:numId="1006">
+    <w:abstractNumId w:val="99422023"/>
+    <w:lvlOverride w:ilvl="0">
+      <w:startOverride w:val="2023"/>
+    </w:lvlOverride>
+    <w:lvlOverride w:ilvl="1">
+      <w:startOverride w:val="2023"/>
+    </w:lvlOverride>
+    <w:lvlOverride w:ilvl="2">
+      <w:startOverride w:val="2023"/>
+    </w:lvlOverride>
+    <w:lvlOverride w:ilvl="3">
+      <w:startOverride w:val="2023"/>
+    </w:lvlOverride>
+    <w:lvlOverride w:ilvl="4">
+      <w:startOverride w:val="2023"/>
+    </w:lvlOverride>
+    <w:lvlOverride w:ilvl="5">
+      <w:startOverride w:val="2023"/>
+    </w:lvlOverride>
+    <w:lvlOverride w:ilvl="6">
+      <w:startOverride w:val="2023"/>
+    </w:lvlOverride>
+    <w:lvlOverride w:ilvl="7">
+      <w:startOverride w:val="2023"/>
+    </w:lvlOverride>
+    <w:lvlOverride w:ilvl="8">
+      <w:startOverride w:val="2023"/>
+    </w:lvlOverride>
+  </w:num>
+  <w:num w:numId="1007">
     <w:abstractNumId w:val="99419"/>
     <w:lvlOverride w:ilvl="0">
       <w:startOverride w:val="9"/>
@@ -5320,7 +5603,7 @@
       <w:startOverride w:val="9"/>
     </w:lvlOverride>
   </w:num>
-  <w:num w:numId="1007">
+  <w:num w:numId="1008">
     <w:abstractNumId w:val="991"/>
   </w:num>
 </w:numbering>
